--- a/docs/manuals/docx/02_급여_매뉴얼.docx
+++ b/docs/manuals/docx/02_급여_매뉴얼.docx
@@ -13583,15 +13583,15 @@
           <w:szCs w:val="20"/>
           <w:shd w:fill="F2F2F2" w:color="auto" w:val="clear"/>
         </w:rPr>
-        <w:t xml:space="preserve">급여 → 내 급여</w:t>
-      </w:r>
-      <w:r>
-        <w:rPr>
-          <w:rFonts w:ascii="Malgun Gothic" w:cs="Malgun Gothic" w:eastAsia="Malgun Gothic" w:hAnsi="Malgun Gothic"/>
-          <w:sz w:val="22"/>
-          <w:szCs w:val="22"/>
-        </w:rPr>
-        <w:t xml:space="preserve"> 또는 </w:t>
+        <w:t xml:space="preserve">나의 공간 → 급여명세서</w:t>
+      </w:r>
+      <w:r>
+        <w:rPr>
+          <w:rFonts w:ascii="Malgun Gothic" w:cs="Malgun Gothic" w:eastAsia="Malgun Gothic" w:hAnsi="Malgun Gothic"/>
+          <w:sz w:val="22"/>
+          <w:szCs w:val="22"/>
+        </w:rPr>
+        <w:t xml:space="preserve"> (</w:t>
       </w:r>
       <w:r>
         <w:rPr>
@@ -13600,7 +13600,15 @@
           <w:szCs w:val="20"/>
           <w:shd w:fill="F2F2F2" w:color="auto" w:val="clear"/>
         </w:rPr>
-        <w:t xml:space="preserve">프로필 → 급여</w:t>
+        <w:t xml:space="preserve">/payroll/me</w:t>
+      </w:r>
+      <w:r>
+        <w:rPr>
+          <w:rFonts w:ascii="Malgun Gothic" w:cs="Malgun Gothic" w:eastAsia="Malgun Gothic" w:hAnsi="Malgun Gothic"/>
+          <w:sz w:val="22"/>
+          <w:szCs w:val="22"/>
+        </w:rPr>
+        <w:t xml:space="preserve">)</w:t>
       </w:r>
     </w:p>
     <w:p>
@@ -13773,144 +13781,15 @@
           <w:szCs w:val="20"/>
           <w:shd w:fill="F2F2F2" w:color="auto" w:val="clear"/>
         </w:rPr>
-        <w:t xml:space="preserve">급여 → 대시보드</w:t>
-      </w:r>
-    </w:p>
-    <w:p>
-      <w:pPr>
-        <w:pStyle w:val="ListParagraph"/>
-        <w:numPr>
-          <w:ilvl w:val="0"/>
-          <w:numId w:val="2"/>
-        </w:numPr>
-      </w:pPr>
-      <w:r>
-        <w:rPr>
-          <w:rFonts w:ascii="Malgun Gothic" w:cs="Malgun Gothic" w:eastAsia="Malgun Gothic" w:hAnsi="Malgun Gothic"/>
-          <w:b/>
-          <w:bCs/>
-          <w:sz w:val="22"/>
-          <w:szCs w:val="22"/>
-        </w:rPr>
-        <w:t xml:space="preserve">이번 달 KPI</w:t>
-      </w:r>
-      <w:r>
-        <w:rPr>
-          <w:rFonts w:ascii="Malgun Gothic" w:cs="Malgun Gothic" w:eastAsia="Malgun Gothic" w:hAnsi="Malgun Gothic"/>
-          <w:sz w:val="22"/>
-          <w:szCs w:val="22"/>
-        </w:rPr>
-        <w:t xml:space="preserve">: 총 인원·총 지급액·평균 급여·시간외 합계·전월 대비 변동</w:t>
-      </w:r>
-    </w:p>
-    <w:p>
-      <w:pPr>
-        <w:pStyle w:val="ListParagraph"/>
-        <w:numPr>
-          <w:ilvl w:val="0"/>
-          <w:numId w:val="2"/>
-        </w:numPr>
-      </w:pPr>
-      <w:r>
-        <w:rPr>
-          <w:rFonts w:ascii="Malgun Gothic" w:cs="Malgun Gothic" w:eastAsia="Malgun Gothic" w:hAnsi="Malgun Gothic"/>
-          <w:b/>
-          <w:bCs/>
-          <w:sz w:val="22"/>
-          <w:szCs w:val="22"/>
-        </w:rPr>
-        <w:t xml:space="preserve">회차 진행 현황</w:t>
-      </w:r>
-      <w:r>
-        <w:rPr>
-          <w:rFonts w:ascii="Malgun Gothic" w:cs="Malgun Gothic" w:eastAsia="Malgun Gothic" w:hAnsi="Malgun Gothic"/>
-          <w:sz w:val="22"/>
-          <w:szCs w:val="22"/>
-        </w:rPr>
-        <w:t xml:space="preserve">: 회차별 8단계 상태 시각화</w:t>
-      </w:r>
-    </w:p>
-    <w:p>
-      <w:pPr>
-        <w:pStyle w:val="ListParagraph"/>
-        <w:numPr>
-          <w:ilvl w:val="0"/>
-          <w:numId w:val="2"/>
-        </w:numPr>
-      </w:pPr>
-      <w:r>
-        <w:rPr>
-          <w:rFonts w:ascii="Malgun Gothic" w:cs="Malgun Gothic" w:eastAsia="Malgun Gothic" w:hAnsi="Malgun Gothic"/>
-          <w:b/>
-          <w:bCs/>
-          <w:sz w:val="22"/>
-          <w:szCs w:val="22"/>
-        </w:rPr>
-        <w:t xml:space="preserve">이상 검토 알림</w:t>
-      </w:r>
-      <w:r>
-        <w:rPr>
-          <w:rFonts w:ascii="Malgun Gothic" w:cs="Malgun Gothic" w:eastAsia="Malgun Gothic" w:hAnsi="Malgun Gothic"/>
-          <w:sz w:val="22"/>
-          <w:szCs w:val="22"/>
-        </w:rPr>
-        <w:t xml:space="preserve">: 미해결 이상 건수</w:t>
-      </w:r>
-    </w:p>
-    <w:p>
-      <w:pPr>
-        <w:pStyle w:val="ListParagraph"/>
-        <w:numPr>
-          <w:ilvl w:val="0"/>
-          <w:numId w:val="2"/>
-        </w:numPr>
-      </w:pPr>
-      <w:r>
-        <w:rPr>
-          <w:rFonts w:ascii="Malgun Gothic" w:cs="Malgun Gothic" w:eastAsia="Malgun Gothic" w:hAnsi="Malgun Gothic"/>
-          <w:b/>
-          <w:bCs/>
-          <w:sz w:val="22"/>
-          <w:szCs w:val="22"/>
-        </w:rPr>
-        <w:t xml:space="preserve">연도별·법인별 추이</w:t>
-      </w:r>
-      <w:r>
-        <w:rPr>
-          <w:rFonts w:ascii="Malgun Gothic" w:cs="Malgun Gothic" w:eastAsia="Malgun Gothic" w:hAnsi="Malgun Gothic"/>
-          <w:sz w:val="22"/>
-          <w:szCs w:val="22"/>
-        </w:rPr>
-        <w:t xml:space="preserve"> (전사관리자만): 13개 법인 통화 환산 KPI</w:t>
-      </w:r>
-    </w:p>
-    <w:p>
-      <w:pPr>
-        <w:pStyle w:val="Heading3"/>
-        <w:spacing w:after="100" w:before="180"/>
-      </w:pPr>
-      <w:r>
-        <w:rPr>
-          <w:rFonts w:ascii="Malgun Gothic" w:cs="Malgun Gothic" w:eastAsia="Malgun Gothic" w:hAnsi="Malgun Gothic"/>
-          <w:b/>
-          <w:bCs/>
-          <w:sz w:val="22"/>
-          <w:szCs w:val="22"/>
-        </w:rPr>
-        <w:t xml:space="preserve">6.3 급여 회차 상세</w:t>
-      </w:r>
-    </w:p>
-    <w:p>
-      <w:pPr>
-        <w:spacing w:after="100"/>
-      </w:pPr>
-      <w:r>
-        <w:rPr>
-          <w:rFonts w:ascii="Malgun Gothic" w:cs="Malgun Gothic" w:eastAsia="Malgun Gothic" w:hAnsi="Malgun Gothic"/>
-          <w:sz w:val="22"/>
-          <w:szCs w:val="22"/>
-        </w:rPr>
-        <w:t xml:space="preserve">위치: </w:t>
+        <w:t xml:space="preserve">급여 → 급여 대시보드</w:t>
+      </w:r>
+      <w:r>
+        <w:rPr>
+          <w:rFonts w:ascii="Malgun Gothic" w:cs="Malgun Gothic" w:eastAsia="Malgun Gothic" w:hAnsi="Malgun Gothic"/>
+          <w:sz w:val="22"/>
+          <w:szCs w:val="22"/>
+        </w:rPr>
+        <w:t xml:space="preserve"> (</w:t>
       </w:r>
       <w:r>
         <w:rPr>
@@ -13919,28 +13798,23 @@
           <w:szCs w:val="20"/>
           <w:shd w:fill="F2F2F2" w:color="auto" w:val="clear"/>
         </w:rPr>
-        <w:t xml:space="preserve">급여 → 회차 [선택]</w:t>
-      </w:r>
-    </w:p>
-    <w:p>
-      <w:pPr>
-        <w:spacing w:after="100"/>
-      </w:pPr>
-      <w:r>
-        <w:rPr>
-          <w:rFonts w:ascii="Malgun Gothic" w:cs="Malgun Gothic" w:eastAsia="Malgun Gothic" w:hAnsi="Malgun Gothic"/>
-          <w:sz w:val="22"/>
-          <w:szCs w:val="22"/>
-        </w:rPr>
-        <w:t xml:space="preserve">탭 구조:</w:t>
-      </w:r>
-    </w:p>
-    <w:p>
-      <w:pPr>
-        <w:pStyle w:val="ListParagraph"/>
-        <w:numPr>
-          <w:ilvl w:val="0"/>
-          <w:numId w:val="3"/>
+        <w:t xml:space="preserve">/payroll</w:t>
+      </w:r>
+      <w:r>
+        <w:rPr>
+          <w:rFonts w:ascii="Malgun Gothic" w:cs="Malgun Gothic" w:eastAsia="Malgun Gothic" w:hAnsi="Malgun Gothic"/>
+          <w:sz w:val="22"/>
+          <w:szCs w:val="22"/>
+        </w:rPr>
+        <w:t xml:space="preserve">)</w:t>
+      </w:r>
+    </w:p>
+    <w:p>
+      <w:pPr>
+        <w:pStyle w:val="ListParagraph"/>
+        <w:numPr>
+          <w:ilvl w:val="0"/>
+          <w:numId w:val="2"/>
         </w:numPr>
       </w:pPr>
       <w:r>
@@ -13951,23 +13825,23 @@
           <w:sz w:val="22"/>
           <w:szCs w:val="22"/>
         </w:rPr>
-        <w:t xml:space="preserve">개요</w:t>
-      </w:r>
-      <w:r>
-        <w:rPr>
-          <w:rFonts w:ascii="Malgun Gothic" w:cs="Malgun Gothic" w:eastAsia="Malgun Gothic" w:hAnsi="Malgun Gothic"/>
-          <w:sz w:val="22"/>
-          <w:szCs w:val="22"/>
-        </w:rPr>
-        <w:t xml:space="preserve"> — 회차 정보·상태·KPI</w:t>
-      </w:r>
-    </w:p>
-    <w:p>
-      <w:pPr>
-        <w:pStyle w:val="ListParagraph"/>
-        <w:numPr>
-          <w:ilvl w:val="0"/>
-          <w:numId w:val="3"/>
+        <w:t xml:space="preserve">이번 달 KPI</w:t>
+      </w:r>
+      <w:r>
+        <w:rPr>
+          <w:rFonts w:ascii="Malgun Gothic" w:cs="Malgun Gothic" w:eastAsia="Malgun Gothic" w:hAnsi="Malgun Gothic"/>
+          <w:sz w:val="22"/>
+          <w:szCs w:val="22"/>
+        </w:rPr>
+        <w:t xml:space="preserve">: 총 인원·총 지급액·평균 급여·시간외 합계·전월 대비 변동</w:t>
+      </w:r>
+    </w:p>
+    <w:p>
+      <w:pPr>
+        <w:pStyle w:val="ListParagraph"/>
+        <w:numPr>
+          <w:ilvl w:val="0"/>
+          <w:numId w:val="2"/>
         </w:numPr>
       </w:pPr>
       <w:r>
@@ -13978,23 +13852,23 @@
           <w:sz w:val="22"/>
           <w:szCs w:val="22"/>
         </w:rPr>
-        <w:t xml:space="preserve">직원별 명세</w:t>
-      </w:r>
-      <w:r>
-        <w:rPr>
-          <w:rFonts w:ascii="Malgun Gothic" w:cs="Malgun Gothic" w:eastAsia="Malgun Gothic" w:hAnsi="Malgun Gothic"/>
-          <w:sz w:val="22"/>
-          <w:szCs w:val="22"/>
-        </w:rPr>
-        <w:t xml:space="preserve"> — PayrollItem 목록 (검색·필터·CSV 다운로드)</w:t>
-      </w:r>
-    </w:p>
-    <w:p>
-      <w:pPr>
-        <w:pStyle w:val="ListParagraph"/>
-        <w:numPr>
-          <w:ilvl w:val="0"/>
-          <w:numId w:val="3"/>
+        <w:t xml:space="preserve">회차 진행 현황</w:t>
+      </w:r>
+      <w:r>
+        <w:rPr>
+          <w:rFonts w:ascii="Malgun Gothic" w:cs="Malgun Gothic" w:eastAsia="Malgun Gothic" w:hAnsi="Malgun Gothic"/>
+          <w:sz w:val="22"/>
+          <w:szCs w:val="22"/>
+        </w:rPr>
+        <w:t xml:space="preserve">: 회차별 8단계 상태 시각화</w:t>
+      </w:r>
+    </w:p>
+    <w:p>
+      <w:pPr>
+        <w:pStyle w:val="ListParagraph"/>
+        <w:numPr>
+          <w:ilvl w:val="0"/>
+          <w:numId w:val="2"/>
         </w:numPr>
       </w:pPr>
       <w:r>
@@ -14005,23 +13879,23 @@
           <w:sz w:val="22"/>
           <w:szCs w:val="22"/>
         </w:rPr>
-        <w:t xml:space="preserve">수동 조정</w:t>
-      </w:r>
-      <w:r>
-        <w:rPr>
-          <w:rFonts w:ascii="Malgun Gothic" w:cs="Malgun Gothic" w:eastAsia="Malgun Gothic" w:hAnsi="Malgun Gothic"/>
-          <w:sz w:val="22"/>
-          <w:szCs w:val="22"/>
-        </w:rPr>
-        <w:t xml:space="preserve"> — 조정 항목 추가·수정</w:t>
-      </w:r>
-    </w:p>
-    <w:p>
-      <w:pPr>
-        <w:pStyle w:val="ListParagraph"/>
-        <w:numPr>
-          <w:ilvl w:val="0"/>
-          <w:numId w:val="3"/>
+        <w:t xml:space="preserve">이상 검토 알림</w:t>
+      </w:r>
+      <w:r>
+        <w:rPr>
+          <w:rFonts w:ascii="Malgun Gothic" w:cs="Malgun Gothic" w:eastAsia="Malgun Gothic" w:hAnsi="Malgun Gothic"/>
+          <w:sz w:val="22"/>
+          <w:szCs w:val="22"/>
+        </w:rPr>
+        <w:t xml:space="preserve">: 미해결 이상 건수</w:t>
+      </w:r>
+    </w:p>
+    <w:p>
+      <w:pPr>
+        <w:pStyle w:val="ListParagraph"/>
+        <w:numPr>
+          <w:ilvl w:val="0"/>
+          <w:numId w:val="2"/>
         </w:numPr>
       </w:pPr>
       <w:r>
@@ -14032,24 +13906,21 @@
           <w:sz w:val="22"/>
           <w:szCs w:val="22"/>
         </w:rPr>
-        <w:t xml:space="preserve">이상 검토</w:t>
-      </w:r>
-      <w:r>
-        <w:rPr>
-          <w:rFonts w:ascii="Malgun Gothic" w:cs="Malgun Gothic" w:eastAsia="Malgun Gothic" w:hAnsi="Malgun Gothic"/>
-          <w:sz w:val="22"/>
-          <w:szCs w:val="22"/>
-        </w:rPr>
-        <w:t xml:space="preserve"> — 6종 규칙별 검출 항목 (해결 작업)</w:t>
-      </w:r>
-    </w:p>
-    <w:p>
-      <w:pPr>
-        <w:pStyle w:val="ListParagraph"/>
-        <w:numPr>
-          <w:ilvl w:val="0"/>
-          <w:numId w:val="3"/>
-        </w:numPr>
+        <w:t xml:space="preserve">연도별·법인별 추이</w:t>
+      </w:r>
+      <w:r>
+        <w:rPr>
+          <w:rFonts w:ascii="Malgun Gothic" w:cs="Malgun Gothic" w:eastAsia="Malgun Gothic" w:hAnsi="Malgun Gothic"/>
+          <w:sz w:val="22"/>
+          <w:szCs w:val="22"/>
+        </w:rPr>
+        <w:t xml:space="preserve"> (전사관리자만): 13개 법인 통화 환산 KPI</w:t>
+      </w:r>
+    </w:p>
+    <w:p>
+      <w:pPr>
+        <w:pStyle w:val="Heading3"/>
+        <w:spacing w:after="100" w:before="180"/>
       </w:pPr>
       <w:r>
         <w:rPr>
@@ -14059,85 +13930,7 @@
           <w:sz w:val="22"/>
           <w:szCs w:val="22"/>
         </w:rPr>
-        <w:t xml:space="preserve">결재</w:t>
-      </w:r>
-      <w:r>
-        <w:rPr>
-          <w:rFonts w:ascii="Malgun Gothic" w:cs="Malgun Gothic" w:eastAsia="Malgun Gothic" w:hAnsi="Malgun Gothic"/>
-          <w:sz w:val="22"/>
-          <w:szCs w:val="22"/>
-        </w:rPr>
-        <w:t xml:space="preserve"> — 결재 진행 상태 (결재 매뉴얼 통합)</w:t>
-      </w:r>
-    </w:p>
-    <w:p>
-      <w:pPr>
-        <w:pStyle w:val="ListParagraph"/>
-        <w:numPr>
-          <w:ilvl w:val="0"/>
-          <w:numId w:val="3"/>
-        </w:numPr>
-      </w:pPr>
-      <w:r>
-        <w:rPr>
-          <w:rFonts w:ascii="Malgun Gothic" w:cs="Malgun Gothic" w:eastAsia="Malgun Gothic" w:hAnsi="Malgun Gothic"/>
-          <w:b/>
-          <w:bCs/>
-          <w:sz w:val="22"/>
-          <w:szCs w:val="22"/>
-        </w:rPr>
-        <w:t xml:space="preserve">명세서 발행</w:t>
-      </w:r>
-      <w:r>
-        <w:rPr>
-          <w:rFonts w:ascii="Malgun Gothic" w:cs="Malgun Gothic" w:eastAsia="Malgun Gothic" w:hAnsi="Malgun Gothic"/>
-          <w:sz w:val="22"/>
-          <w:szCs w:val="22"/>
-        </w:rPr>
-        <w:t xml:space="preserve"> — 직원별 발행 상태·열람 추적</w:t>
-      </w:r>
-    </w:p>
-    <w:p>
-      <w:pPr>
-        <w:pStyle w:val="ListParagraph"/>
-        <w:numPr>
-          <w:ilvl w:val="0"/>
-          <w:numId w:val="3"/>
-        </w:numPr>
-      </w:pPr>
-      <w:r>
-        <w:rPr>
-          <w:rFonts w:ascii="Malgun Gothic" w:cs="Malgun Gothic" w:eastAsia="Malgun Gothic" w:hAnsi="Malgun Gothic"/>
-          <w:b/>
-          <w:bCs/>
-          <w:sz w:val="22"/>
-          <w:szCs w:val="22"/>
-        </w:rPr>
-        <w:t xml:space="preserve">은행 송금</w:t>
-      </w:r>
-      <w:r>
-        <w:rPr>
-          <w:rFonts w:ascii="Malgun Gothic" w:cs="Malgun Gothic" w:eastAsia="Malgun Gothic" w:hAnsi="Malgun Gothic"/>
-          <w:sz w:val="22"/>
-          <w:szCs w:val="22"/>
-        </w:rPr>
-        <w:t xml:space="preserve"> — 송금 데이터 다운로드</w:t>
-      </w:r>
-    </w:p>
-    <w:p>
-      <w:pPr>
-        <w:pStyle w:val="Heading3"/>
-        <w:spacing w:after="100" w:before="180"/>
-      </w:pPr>
-      <w:r>
-        <w:rPr>
-          <w:rFonts w:ascii="Malgun Gothic" w:cs="Malgun Gothic" w:eastAsia="Malgun Gothic" w:hAnsi="Malgun Gothic"/>
-          <w:b/>
-          <w:bCs/>
-          <w:sz w:val="22"/>
-          <w:szCs w:val="22"/>
-        </w:rPr>
-        <w:t xml:space="preserve">6.4 수당·공제 마스터 (인사담당자)</w:t>
+        <w:t xml:space="preserve">6.3 급여 회차 상세</w:t>
       </w:r>
     </w:p>
     <w:p>
@@ -14159,15 +13952,15 @@
           <w:szCs w:val="20"/>
           <w:shd w:fill="F2F2F2" w:color="auto" w:val="clear"/>
         </w:rPr>
-        <w:t xml:space="preserve">급여 → 설정 → 수당</w:t>
-      </w:r>
-      <w:r>
-        <w:rPr>
-          <w:rFonts w:ascii="Malgun Gothic" w:cs="Malgun Gothic" w:eastAsia="Malgun Gothic" w:hAnsi="Malgun Gothic"/>
-          <w:sz w:val="22"/>
-          <w:szCs w:val="22"/>
-        </w:rPr>
-        <w:t xml:space="preserve"> / </w:t>
+        <w:t xml:space="preserve">급여 → 급여 대시보드 → 회차 선택</w:t>
+      </w:r>
+      <w:r>
+        <w:rPr>
+          <w:rFonts w:ascii="Malgun Gothic" w:cs="Malgun Gothic" w:eastAsia="Malgun Gothic" w:hAnsi="Malgun Gothic"/>
+          <w:sz w:val="22"/>
+          <w:szCs w:val="22"/>
+        </w:rPr>
+        <w:t xml:space="preserve"> (</w:t>
       </w:r>
       <w:r>
         <w:rPr>
@@ -14176,58 +13969,217 @@
           <w:szCs w:val="20"/>
           <w:shd w:fill="F2F2F2" w:color="auto" w:val="clear"/>
         </w:rPr>
-        <w:t xml:space="preserve">공제</w:t>
-      </w:r>
-    </w:p>
-    <w:p>
-      <w:pPr>
-        <w:pStyle w:val="ListParagraph"/>
-        <w:numPr>
-          <w:ilvl w:val="0"/>
-          <w:numId w:val="2"/>
-        </w:numPr>
-      </w:pPr>
-      <w:r>
-        <w:rPr>
-          <w:rFonts w:ascii="Malgun Gothic" w:cs="Malgun Gothic" w:eastAsia="Malgun Gothic" w:hAnsi="Malgun Gothic"/>
-          <w:sz w:val="22"/>
-          <w:szCs w:val="22"/>
-        </w:rPr>
-        <w:t xml:space="preserve">회사 선택 → 수당·공제 항목 목록</w:t>
-      </w:r>
-    </w:p>
-    <w:p>
-      <w:pPr>
-        <w:pStyle w:val="ListParagraph"/>
-        <w:numPr>
-          <w:ilvl w:val="0"/>
-          <w:numId w:val="2"/>
-        </w:numPr>
-      </w:pPr>
-      <w:r>
-        <w:rPr>
-          <w:rFonts w:ascii="Malgun Gothic" w:cs="Malgun Gothic" w:eastAsia="Malgun Gothic" w:hAnsi="Malgun Gothic"/>
-          <w:sz w:val="22"/>
-          <w:szCs w:val="22"/>
-        </w:rPr>
-        <w:t xml:space="preserve">신규 등록·수정·비활성</w:t>
-      </w:r>
-    </w:p>
-    <w:p>
-      <w:pPr>
-        <w:pStyle w:val="ListParagraph"/>
-        <w:numPr>
-          <w:ilvl w:val="0"/>
-          <w:numId w:val="2"/>
-        </w:numPr>
-      </w:pPr>
-      <w:r>
-        <w:rPr>
-          <w:rFonts w:ascii="Malgun Gothic" w:cs="Malgun Gothic" w:eastAsia="Malgun Gothic" w:hAnsi="Malgun Gothic"/>
-          <w:sz w:val="22"/>
-          <w:szCs w:val="22"/>
-        </w:rPr>
-        <w:t xml:space="preserve">비과세 한도·계산 방식·기본 금액 설정</w:t>
+        <w:t xml:space="preserve">/payroll/[runId]</w:t>
+      </w:r>
+      <w:r>
+        <w:rPr>
+          <w:rFonts w:ascii="Malgun Gothic" w:cs="Malgun Gothic" w:eastAsia="Malgun Gothic" w:hAnsi="Malgun Gothic"/>
+          <w:sz w:val="22"/>
+          <w:szCs w:val="22"/>
+        </w:rPr>
+        <w:t xml:space="preserve">)</w:t>
+      </w:r>
+    </w:p>
+    <w:p>
+      <w:pPr>
+        <w:spacing w:after="100"/>
+      </w:pPr>
+      <w:r>
+        <w:rPr>
+          <w:rFonts w:ascii="Malgun Gothic" w:cs="Malgun Gothic" w:eastAsia="Malgun Gothic" w:hAnsi="Malgun Gothic"/>
+          <w:sz w:val="22"/>
+          <w:szCs w:val="22"/>
+        </w:rPr>
+        <w:t xml:space="preserve">탭 구조:</w:t>
+      </w:r>
+    </w:p>
+    <w:p>
+      <w:pPr>
+        <w:pStyle w:val="ListParagraph"/>
+        <w:numPr>
+          <w:ilvl w:val="0"/>
+          <w:numId w:val="3"/>
+        </w:numPr>
+      </w:pPr>
+      <w:r>
+        <w:rPr>
+          <w:rFonts w:ascii="Malgun Gothic" w:cs="Malgun Gothic" w:eastAsia="Malgun Gothic" w:hAnsi="Malgun Gothic"/>
+          <w:b/>
+          <w:bCs/>
+          <w:sz w:val="22"/>
+          <w:szCs w:val="22"/>
+        </w:rPr>
+        <w:t xml:space="preserve">개요</w:t>
+      </w:r>
+      <w:r>
+        <w:rPr>
+          <w:rFonts w:ascii="Malgun Gothic" w:cs="Malgun Gothic" w:eastAsia="Malgun Gothic" w:hAnsi="Malgun Gothic"/>
+          <w:sz w:val="22"/>
+          <w:szCs w:val="22"/>
+        </w:rPr>
+        <w:t xml:space="preserve"> — 회차 정보·상태·KPI</w:t>
+      </w:r>
+    </w:p>
+    <w:p>
+      <w:pPr>
+        <w:pStyle w:val="ListParagraph"/>
+        <w:numPr>
+          <w:ilvl w:val="0"/>
+          <w:numId w:val="3"/>
+        </w:numPr>
+      </w:pPr>
+      <w:r>
+        <w:rPr>
+          <w:rFonts w:ascii="Malgun Gothic" w:cs="Malgun Gothic" w:eastAsia="Malgun Gothic" w:hAnsi="Malgun Gothic"/>
+          <w:b/>
+          <w:bCs/>
+          <w:sz w:val="22"/>
+          <w:szCs w:val="22"/>
+        </w:rPr>
+        <w:t xml:space="preserve">직원별 명세</w:t>
+      </w:r>
+      <w:r>
+        <w:rPr>
+          <w:rFonts w:ascii="Malgun Gothic" w:cs="Malgun Gothic" w:eastAsia="Malgun Gothic" w:hAnsi="Malgun Gothic"/>
+          <w:sz w:val="22"/>
+          <w:szCs w:val="22"/>
+        </w:rPr>
+        <w:t xml:space="preserve"> — PayrollItem 목록 (검색·필터·CSV 다운로드)</w:t>
+      </w:r>
+    </w:p>
+    <w:p>
+      <w:pPr>
+        <w:pStyle w:val="ListParagraph"/>
+        <w:numPr>
+          <w:ilvl w:val="0"/>
+          <w:numId w:val="3"/>
+        </w:numPr>
+      </w:pPr>
+      <w:r>
+        <w:rPr>
+          <w:rFonts w:ascii="Malgun Gothic" w:cs="Malgun Gothic" w:eastAsia="Malgun Gothic" w:hAnsi="Malgun Gothic"/>
+          <w:b/>
+          <w:bCs/>
+          <w:sz w:val="22"/>
+          <w:szCs w:val="22"/>
+        </w:rPr>
+        <w:t xml:space="preserve">수동 조정</w:t>
+      </w:r>
+      <w:r>
+        <w:rPr>
+          <w:rFonts w:ascii="Malgun Gothic" w:cs="Malgun Gothic" w:eastAsia="Malgun Gothic" w:hAnsi="Malgun Gothic"/>
+          <w:sz w:val="22"/>
+          <w:szCs w:val="22"/>
+        </w:rPr>
+        <w:t xml:space="preserve"> — 조정 항목 추가·수정</w:t>
+      </w:r>
+    </w:p>
+    <w:p>
+      <w:pPr>
+        <w:pStyle w:val="ListParagraph"/>
+        <w:numPr>
+          <w:ilvl w:val="0"/>
+          <w:numId w:val="3"/>
+        </w:numPr>
+      </w:pPr>
+      <w:r>
+        <w:rPr>
+          <w:rFonts w:ascii="Malgun Gothic" w:cs="Malgun Gothic" w:eastAsia="Malgun Gothic" w:hAnsi="Malgun Gothic"/>
+          <w:b/>
+          <w:bCs/>
+          <w:sz w:val="22"/>
+          <w:szCs w:val="22"/>
+        </w:rPr>
+        <w:t xml:space="preserve">이상 검토</w:t>
+      </w:r>
+      <w:r>
+        <w:rPr>
+          <w:rFonts w:ascii="Malgun Gothic" w:cs="Malgun Gothic" w:eastAsia="Malgun Gothic" w:hAnsi="Malgun Gothic"/>
+          <w:sz w:val="22"/>
+          <w:szCs w:val="22"/>
+        </w:rPr>
+        <w:t xml:space="preserve"> — 6종 규칙별 검출 항목 (해결 작업)</w:t>
+      </w:r>
+    </w:p>
+    <w:p>
+      <w:pPr>
+        <w:pStyle w:val="ListParagraph"/>
+        <w:numPr>
+          <w:ilvl w:val="0"/>
+          <w:numId w:val="3"/>
+        </w:numPr>
+      </w:pPr>
+      <w:r>
+        <w:rPr>
+          <w:rFonts w:ascii="Malgun Gothic" w:cs="Malgun Gothic" w:eastAsia="Malgun Gothic" w:hAnsi="Malgun Gothic"/>
+          <w:b/>
+          <w:bCs/>
+          <w:sz w:val="22"/>
+          <w:szCs w:val="22"/>
+        </w:rPr>
+        <w:t xml:space="preserve">결재</w:t>
+      </w:r>
+      <w:r>
+        <w:rPr>
+          <w:rFonts w:ascii="Malgun Gothic" w:cs="Malgun Gothic" w:eastAsia="Malgun Gothic" w:hAnsi="Malgun Gothic"/>
+          <w:sz w:val="22"/>
+          <w:szCs w:val="22"/>
+        </w:rPr>
+        <w:t xml:space="preserve"> — 결재 진행 상태 (결재 매뉴얼 통합)</w:t>
+      </w:r>
+    </w:p>
+    <w:p>
+      <w:pPr>
+        <w:pStyle w:val="ListParagraph"/>
+        <w:numPr>
+          <w:ilvl w:val="0"/>
+          <w:numId w:val="3"/>
+        </w:numPr>
+      </w:pPr>
+      <w:r>
+        <w:rPr>
+          <w:rFonts w:ascii="Malgun Gothic" w:cs="Malgun Gothic" w:eastAsia="Malgun Gothic" w:hAnsi="Malgun Gothic"/>
+          <w:b/>
+          <w:bCs/>
+          <w:sz w:val="22"/>
+          <w:szCs w:val="22"/>
+        </w:rPr>
+        <w:t xml:space="preserve">명세서 발행</w:t>
+      </w:r>
+      <w:r>
+        <w:rPr>
+          <w:rFonts w:ascii="Malgun Gothic" w:cs="Malgun Gothic" w:eastAsia="Malgun Gothic" w:hAnsi="Malgun Gothic"/>
+          <w:sz w:val="22"/>
+          <w:szCs w:val="22"/>
+        </w:rPr>
+        <w:t xml:space="preserve"> — 직원별 발행 상태·열람 추적</w:t>
+      </w:r>
+    </w:p>
+    <w:p>
+      <w:pPr>
+        <w:pStyle w:val="ListParagraph"/>
+        <w:numPr>
+          <w:ilvl w:val="0"/>
+          <w:numId w:val="3"/>
+        </w:numPr>
+      </w:pPr>
+      <w:r>
+        <w:rPr>
+          <w:rFonts w:ascii="Malgun Gothic" w:cs="Malgun Gothic" w:eastAsia="Malgun Gothic" w:hAnsi="Malgun Gothic"/>
+          <w:b/>
+          <w:bCs/>
+          <w:sz w:val="22"/>
+          <w:szCs w:val="22"/>
+        </w:rPr>
+        <w:t xml:space="preserve">은행 송금</w:t>
+      </w:r>
+      <w:r>
+        <w:rPr>
+          <w:rFonts w:ascii="Malgun Gothic" w:cs="Malgun Gothic" w:eastAsia="Malgun Gothic" w:hAnsi="Malgun Gothic"/>
+          <w:sz w:val="22"/>
+          <w:szCs w:val="22"/>
+        </w:rPr>
+        <w:t xml:space="preserve"> — 송금 데이터 다운로드</w:t>
       </w:r>
     </w:p>
     <w:p>
@@ -14243,7 +14195,7 @@
           <w:sz w:val="22"/>
           <w:szCs w:val="22"/>
         </w:rPr>
-        <w:t xml:space="preserve">6.5 급여 밴드 (인사담당자)</w:t>
+        <w:t xml:space="preserve">6.4 수당·공제 마스터 (인사담당자)</w:t>
       </w:r>
     </w:p>
     <w:p>
@@ -14265,41 +14217,15 @@
           <w:szCs w:val="20"/>
           <w:shd w:fill="F2F2F2" w:color="auto" w:val="clear"/>
         </w:rPr>
-        <w:t xml:space="preserve">보상 → 급여 밴드</w:t>
-      </w:r>
-    </w:p>
-    <w:p>
-      <w:pPr>
-        <w:pStyle w:val="ListParagraph"/>
-        <w:numPr>
-          <w:ilvl w:val="0"/>
-          <w:numId w:val="2"/>
-        </w:numPr>
-      </w:pPr>
-      <w:r>
-        <w:rPr>
-          <w:rFonts w:ascii="Malgun Gothic" w:cs="Malgun Gothic" w:eastAsia="Malgun Gothic" w:hAnsi="Malgun Gothic"/>
-          <w:sz w:val="22"/>
-          <w:szCs w:val="22"/>
-        </w:rPr>
-        <w:t xml:space="preserve">회사·직급·직군별 밴드 등록</w:t>
-      </w:r>
-    </w:p>
-    <w:p>
-      <w:pPr>
-        <w:pStyle w:val="ListParagraph"/>
-        <w:numPr>
-          <w:ilvl w:val="0"/>
-          <w:numId w:val="2"/>
-        </w:numPr>
-      </w:pPr>
-      <w:r>
-        <w:rPr>
-          <w:rFonts w:ascii="Malgun Gothic" w:cs="Malgun Gothic" w:eastAsia="Malgun Gothic" w:hAnsi="Malgun Gothic"/>
-          <w:sz w:val="22"/>
-          <w:szCs w:val="22"/>
-        </w:rPr>
-        <w:t xml:space="preserve">시점별 갱신 (</w:t>
+        <w:t xml:space="preserve">설정 → 급여 탭</w:t>
+      </w:r>
+      <w:r>
+        <w:rPr>
+          <w:rFonts w:ascii="Malgun Gothic" w:cs="Malgun Gothic" w:eastAsia="Malgun Gothic" w:hAnsi="Malgun Gothic"/>
+          <w:sz w:val="22"/>
+          <w:szCs w:val="22"/>
+        </w:rPr>
+        <w:t xml:space="preserve"> — 수당/공제 (</w:t>
       </w:r>
       <w:r>
         <w:rPr>
@@ -14308,7 +14234,7 @@
           <w:szCs w:val="20"/>
           <w:shd w:fill="F2F2F2" w:color="auto" w:val="clear"/>
         </w:rPr>
-        <w:t xml:space="preserve">시행일</w:t>
+        <w:t xml:space="preserve">/settings/payroll</w:t>
       </w:r>
       <w:r>
         <w:rPr>
@@ -14333,7 +14259,41 @@
           <w:sz w:val="22"/>
           <w:szCs w:val="22"/>
         </w:rPr>
-        <w:t xml:space="preserve">시각화: 직급별 min/mid/max 차트</w:t>
+        <w:t xml:space="preserve">회사 선택 → 수당·공제 항목 목록</w:t>
+      </w:r>
+    </w:p>
+    <w:p>
+      <w:pPr>
+        <w:pStyle w:val="ListParagraph"/>
+        <w:numPr>
+          <w:ilvl w:val="0"/>
+          <w:numId w:val="2"/>
+        </w:numPr>
+      </w:pPr>
+      <w:r>
+        <w:rPr>
+          <w:rFonts w:ascii="Malgun Gothic" w:cs="Malgun Gothic" w:eastAsia="Malgun Gothic" w:hAnsi="Malgun Gothic"/>
+          <w:sz w:val="22"/>
+          <w:szCs w:val="22"/>
+        </w:rPr>
+        <w:t xml:space="preserve">신규 등록·수정·비활성</w:t>
+      </w:r>
+    </w:p>
+    <w:p>
+      <w:pPr>
+        <w:pStyle w:val="ListParagraph"/>
+        <w:numPr>
+          <w:ilvl w:val="0"/>
+          <w:numId w:val="2"/>
+        </w:numPr>
+      </w:pPr>
+      <w:r>
+        <w:rPr>
+          <w:rFonts w:ascii="Malgun Gothic" w:cs="Malgun Gothic" w:eastAsia="Malgun Gothic" w:hAnsi="Malgun Gothic"/>
+          <w:sz w:val="22"/>
+          <w:szCs w:val="22"/>
+        </w:rPr>
+        <w:t xml:space="preserve">비과세 한도·계산 방식·기본 금액 설정</w:t>
       </w:r>
     </w:p>
     <w:p>
@@ -14349,7 +14309,7 @@
           <w:sz w:val="22"/>
           <w:szCs w:val="22"/>
         </w:rPr>
-        <w:t xml:space="preserve">6.6 시뮬레이션</w:t>
+        <w:t xml:space="preserve">6.5 급여 밴드 (인사담당자)</w:t>
       </w:r>
     </w:p>
     <w:p>
@@ -14371,87 +14331,15 @@
           <w:szCs w:val="20"/>
           <w:shd w:fill="F2F2F2" w:color="auto" w:val="clear"/>
         </w:rPr>
-        <w:t xml:space="preserve">급여 → 시뮬레이션</w:t>
-      </w:r>
-    </w:p>
-    <w:p>
-      <w:pPr>
-        <w:pStyle w:val="ListParagraph"/>
-        <w:numPr>
-          <w:ilvl w:val="0"/>
-          <w:numId w:val="2"/>
-        </w:numPr>
-      </w:pPr>
-      <w:r>
-        <w:rPr>
-          <w:rFonts w:ascii="Malgun Gothic" w:cs="Malgun Gothic" w:eastAsia="Malgun Gothic" w:hAnsi="Malgun Gothic"/>
-          <w:sz w:val="22"/>
-          <w:szCs w:val="22"/>
-        </w:rPr>
-        <w:t xml:space="preserve">가상 직원·연봉을 입력하여 월급 시뮬레이션</w:t>
-      </w:r>
-    </w:p>
-    <w:p>
-      <w:pPr>
-        <w:pStyle w:val="ListParagraph"/>
-        <w:numPr>
-          <w:ilvl w:val="0"/>
-          <w:numId w:val="2"/>
-        </w:numPr>
-      </w:pPr>
-      <w:r>
-        <w:rPr>
-          <w:rFonts w:ascii="Malgun Gothic" w:cs="Malgun Gothic" w:eastAsia="Malgun Gothic" w:hAnsi="Malgun Gothic"/>
-          <w:sz w:val="22"/>
-          <w:szCs w:val="22"/>
-        </w:rPr>
-        <w:t xml:space="preserve">4대보험·소득세·실수령액 즉시 계산</w:t>
-      </w:r>
-    </w:p>
-    <w:p>
-      <w:pPr>
-        <w:pStyle w:val="ListParagraph"/>
-        <w:numPr>
-          <w:ilvl w:val="0"/>
-          <w:numId w:val="2"/>
-        </w:numPr>
-      </w:pPr>
-      <w:r>
-        <w:rPr>
-          <w:rFonts w:ascii="Malgun Gothic" w:cs="Malgun Gothic" w:eastAsia="Malgun Gothic" w:hAnsi="Malgun Gothic"/>
-          <w:sz w:val="22"/>
-          <w:szCs w:val="22"/>
-        </w:rPr>
-        <w:t xml:space="preserve">채용 면접 시 연봉 협상에 활용</w:t>
-      </w:r>
-    </w:p>
-    <w:p>
-      <w:pPr>
-        <w:pStyle w:val="Heading3"/>
-        <w:spacing w:after="100" w:before="180"/>
-      </w:pPr>
-      <w:r>
-        <w:rPr>
-          <w:rFonts w:ascii="Malgun Gothic" w:cs="Malgun Gothic" w:eastAsia="Malgun Gothic" w:hAnsi="Malgun Gothic"/>
-          <w:b/>
-          <w:bCs/>
-          <w:sz w:val="22"/>
-          <w:szCs w:val="22"/>
-        </w:rPr>
-        <w:t xml:space="preserve">6.7 해외 급여 업로드</w:t>
-      </w:r>
-    </w:p>
-    <w:p>
-      <w:pPr>
-        <w:spacing w:after="100"/>
-      </w:pPr>
-      <w:r>
-        <w:rPr>
-          <w:rFonts w:ascii="Malgun Gothic" w:cs="Malgun Gothic" w:eastAsia="Malgun Gothic" w:hAnsi="Malgun Gothic"/>
-          <w:sz w:val="22"/>
-          <w:szCs w:val="22"/>
-        </w:rPr>
-        <w:t xml:space="preserve">위치: </w:t>
+        <w:t xml:space="preserve">급여 → 급여 시뮬레이션</w:t>
+      </w:r>
+      <w:r>
+        <w:rPr>
+          <w:rFonts w:ascii="Malgun Gothic" w:cs="Malgun Gothic" w:eastAsia="Malgun Gothic" w:hAnsi="Malgun Gothic"/>
+          <w:sz w:val="22"/>
+          <w:szCs w:val="22"/>
+        </w:rPr>
+        <w:t xml:space="preserve"> — 급여 밴드/Compa-Ratio (</w:t>
       </w:r>
       <w:r>
         <w:rPr>
@@ -14460,7 +14348,15 @@
           <w:szCs w:val="20"/>
           <w:shd w:fill="F2F2F2" w:color="auto" w:val="clear"/>
         </w:rPr>
-        <w:t xml:space="preserve">급여 → 해외 업로드</w:t>
+        <w:t xml:space="preserve">/payroll/simulation</w:t>
+      </w:r>
+      <w:r>
+        <w:rPr>
+          <w:rFonts w:ascii="Malgun Gothic" w:cs="Malgun Gothic" w:eastAsia="Malgun Gothic" w:hAnsi="Malgun Gothic"/>
+          <w:sz w:val="22"/>
+          <w:szCs w:val="22"/>
+        </w:rPr>
+        <w:t xml:space="preserve">)</w:t>
       </w:r>
     </w:p>
     <w:p>
@@ -14477,7 +14373,7 @@
           <w:sz w:val="22"/>
           <w:szCs w:val="22"/>
         </w:rPr>
-        <w:t xml:space="preserve">회사 선택 → 업로드 매핑 선택 → 엑셀 업로드</w:t>
+        <w:t xml:space="preserve">회사·직급·직군별 밴드 등록</w:t>
       </w:r>
     </w:p>
     <w:p>
@@ -14494,53 +14390,7 @@
           <w:sz w:val="22"/>
           <w:szCs w:val="22"/>
         </w:rPr>
-        <w:t xml:space="preserve">컬럼 매핑 결과 미리보기</w:t>
-      </w:r>
-    </w:p>
-    <w:p>
-      <w:pPr>
-        <w:pStyle w:val="ListParagraph"/>
-        <w:numPr>
-          <w:ilvl w:val="0"/>
-          <w:numId w:val="2"/>
-        </w:numPr>
-      </w:pPr>
-      <w:r>
-        <w:rPr>
-          <w:rFonts w:ascii="Malgun Gothic" w:cs="Malgun Gothic" w:eastAsia="Malgun Gothic" w:hAnsi="Malgun Gothic"/>
-          <w:sz w:val="22"/>
-          <w:szCs w:val="22"/>
-        </w:rPr>
-        <w:t xml:space="preserve">업로드 이력 조회</w:t>
-      </w:r>
-    </w:p>
-    <w:p>
-      <w:pPr>
-        <w:pStyle w:val="Heading3"/>
-        <w:spacing w:after="100" w:before="180"/>
-      </w:pPr>
-      <w:r>
-        <w:rPr>
-          <w:rFonts w:ascii="Malgun Gothic" w:cs="Malgun Gothic" w:eastAsia="Malgun Gothic" w:hAnsi="Malgun Gothic"/>
-          <w:b/>
-          <w:bCs/>
-          <w:sz w:val="22"/>
-          <w:szCs w:val="22"/>
-        </w:rPr>
-        <w:t xml:space="preserve">6.8 연말정산</w:t>
-      </w:r>
-    </w:p>
-    <w:p>
-      <w:pPr>
-        <w:spacing w:after="100"/>
-      </w:pPr>
-      <w:r>
-        <w:rPr>
-          <w:rFonts w:ascii="Malgun Gothic" w:cs="Malgun Gothic" w:eastAsia="Malgun Gothic" w:hAnsi="Malgun Gothic"/>
-          <w:sz w:val="22"/>
-          <w:szCs w:val="22"/>
-        </w:rPr>
-        <w:t xml:space="preserve">위치: </w:t>
+        <w:t xml:space="preserve">시점별 갱신 (</w:t>
       </w:r>
       <w:r>
         <w:rPr>
@@ -14549,7 +14399,15 @@
           <w:szCs w:val="20"/>
           <w:shd w:fill="F2F2F2" w:color="auto" w:val="clear"/>
         </w:rPr>
-        <w:t xml:space="preserve">급여 → 연말정산</w:t>
+        <w:t xml:space="preserve">시행일</w:t>
+      </w:r>
+      <w:r>
+        <w:rPr>
+          <w:rFonts w:ascii="Malgun Gothic" w:cs="Malgun Gothic" w:eastAsia="Malgun Gothic" w:hAnsi="Malgun Gothic"/>
+          <w:sz w:val="22"/>
+          <w:szCs w:val="22"/>
+        </w:rPr>
+        <w:t xml:space="preserve">)</w:t>
       </w:r>
     </w:p>
     <w:p>
@@ -14566,41 +14424,7 @@
           <w:sz w:val="22"/>
           <w:szCs w:val="22"/>
         </w:rPr>
-        <w:t xml:space="preserve">직원별 연말정산 계산 (11단계 자동)</w:t>
-      </w:r>
-    </w:p>
-    <w:p>
-      <w:pPr>
-        <w:pStyle w:val="ListParagraph"/>
-        <w:numPr>
-          <w:ilvl w:val="0"/>
-          <w:numId w:val="2"/>
-        </w:numPr>
-      </w:pPr>
-      <w:r>
-        <w:rPr>
-          <w:rFonts w:ascii="Malgun Gothic" w:cs="Malgun Gothic" w:eastAsia="Malgun Gothic" w:hAnsi="Malgun Gothic"/>
-          <w:sz w:val="22"/>
-          <w:szCs w:val="22"/>
-        </w:rPr>
-        <w:t xml:space="preserve">결과 검토 → 결정세액 확정</w:t>
-      </w:r>
-    </w:p>
-    <w:p>
-      <w:pPr>
-        <w:pStyle w:val="ListParagraph"/>
-        <w:numPr>
-          <w:ilvl w:val="0"/>
-          <w:numId w:val="2"/>
-        </w:numPr>
-      </w:pPr>
-      <w:r>
-        <w:rPr>
-          <w:rFonts w:ascii="Malgun Gothic" w:cs="Malgun Gothic" w:eastAsia="Malgun Gothic" w:hAnsi="Malgun Gothic"/>
-          <w:sz w:val="22"/>
-          <w:szCs w:val="22"/>
-        </w:rPr>
-        <w:t xml:space="preserve">영수증 PDF 일괄 발행</w:t>
+        <w:t xml:space="preserve">시각화: 직급별 min/mid/max 차트</w:t>
       </w:r>
     </w:p>
     <w:p>
@@ -14616,7 +14440,7 @@
           <w:sz w:val="22"/>
           <w:szCs w:val="22"/>
         </w:rPr>
-        <w:t xml:space="preserve">6.9 퇴직금 정산</w:t>
+        <w:t xml:space="preserve">6.6 시뮬레이션</w:t>
       </w:r>
     </w:p>
     <w:p>
@@ -14638,15 +14462,340 @@
           <w:szCs w:val="20"/>
           <w:shd w:fill="F2F2F2" w:color="auto" w:val="clear"/>
         </w:rPr>
-        <w:t xml:space="preserve">급여 → 퇴직 정산</w:t>
-      </w:r>
-      <w:r>
-        <w:rPr>
-          <w:rFonts w:ascii="Malgun Gothic" w:cs="Malgun Gothic" w:eastAsia="Malgun Gothic" w:hAnsi="Malgun Gothic"/>
-          <w:sz w:val="22"/>
-          <w:szCs w:val="22"/>
-        </w:rPr>
-        <w:t xml:space="preserve"> 또는 퇴사자 발령 시 자동</w:t>
+        <w:t xml:space="preserve">급여 → 급여 시뮬레이션</w:t>
+      </w:r>
+      <w:r>
+        <w:rPr>
+          <w:rFonts w:ascii="Malgun Gothic" w:cs="Malgun Gothic" w:eastAsia="Malgun Gothic" w:hAnsi="Malgun Gothic"/>
+          <w:sz w:val="22"/>
+          <w:szCs w:val="22"/>
+        </w:rPr>
+        <w:t xml:space="preserve"> (</w:t>
+      </w:r>
+      <w:r>
+        <w:rPr>
+          <w:rFonts w:ascii="Consolas" w:cs="Consolas" w:eastAsia="Consolas" w:hAnsi="Consolas"/>
+          <w:sz w:val="20"/>
+          <w:szCs w:val="20"/>
+          <w:shd w:fill="F2F2F2" w:color="auto" w:val="clear"/>
+        </w:rPr>
+        <w:t xml:space="preserve">/payroll/simulation</w:t>
+      </w:r>
+      <w:r>
+        <w:rPr>
+          <w:rFonts w:ascii="Malgun Gothic" w:cs="Malgun Gothic" w:eastAsia="Malgun Gothic" w:hAnsi="Malgun Gothic"/>
+          <w:sz w:val="22"/>
+          <w:szCs w:val="22"/>
+        </w:rPr>
+        <w:t xml:space="preserve">)</w:t>
+      </w:r>
+    </w:p>
+    <w:p>
+      <w:pPr>
+        <w:pStyle w:val="ListParagraph"/>
+        <w:numPr>
+          <w:ilvl w:val="0"/>
+          <w:numId w:val="2"/>
+        </w:numPr>
+      </w:pPr>
+      <w:r>
+        <w:rPr>
+          <w:rFonts w:ascii="Malgun Gothic" w:cs="Malgun Gothic" w:eastAsia="Malgun Gothic" w:hAnsi="Malgun Gothic"/>
+          <w:sz w:val="22"/>
+          <w:szCs w:val="22"/>
+        </w:rPr>
+        <w:t xml:space="preserve">가상 직원·연봉을 입력하여 월급 시뮬레이션</w:t>
+      </w:r>
+    </w:p>
+    <w:p>
+      <w:pPr>
+        <w:pStyle w:val="ListParagraph"/>
+        <w:numPr>
+          <w:ilvl w:val="0"/>
+          <w:numId w:val="2"/>
+        </w:numPr>
+      </w:pPr>
+      <w:r>
+        <w:rPr>
+          <w:rFonts w:ascii="Malgun Gothic" w:cs="Malgun Gothic" w:eastAsia="Malgun Gothic" w:hAnsi="Malgun Gothic"/>
+          <w:sz w:val="22"/>
+          <w:szCs w:val="22"/>
+        </w:rPr>
+        <w:t xml:space="preserve">4대보험·소득세·실수령액 즉시 계산</w:t>
+      </w:r>
+    </w:p>
+    <w:p>
+      <w:pPr>
+        <w:pStyle w:val="ListParagraph"/>
+        <w:numPr>
+          <w:ilvl w:val="0"/>
+          <w:numId w:val="2"/>
+        </w:numPr>
+      </w:pPr>
+      <w:r>
+        <w:rPr>
+          <w:rFonts w:ascii="Malgun Gothic" w:cs="Malgun Gothic" w:eastAsia="Malgun Gothic" w:hAnsi="Malgun Gothic"/>
+          <w:sz w:val="22"/>
+          <w:szCs w:val="22"/>
+        </w:rPr>
+        <w:t xml:space="preserve">채용 면접 시 연봉 협상에 활용</w:t>
+      </w:r>
+    </w:p>
+    <w:p>
+      <w:pPr>
+        <w:pStyle w:val="Heading3"/>
+        <w:spacing w:after="100" w:before="180"/>
+      </w:pPr>
+      <w:r>
+        <w:rPr>
+          <w:rFonts w:ascii="Malgun Gothic" w:cs="Malgun Gothic" w:eastAsia="Malgun Gothic" w:hAnsi="Malgun Gothic"/>
+          <w:b/>
+          <w:bCs/>
+          <w:sz w:val="22"/>
+          <w:szCs w:val="22"/>
+        </w:rPr>
+        <w:t xml:space="preserve">6.7 해외 급여 업로드</w:t>
+      </w:r>
+    </w:p>
+    <w:p>
+      <w:pPr>
+        <w:spacing w:after="100"/>
+      </w:pPr>
+      <w:r>
+        <w:rPr>
+          <w:rFonts w:ascii="Malgun Gothic" w:cs="Malgun Gothic" w:eastAsia="Malgun Gothic" w:hAnsi="Malgun Gothic"/>
+          <w:sz w:val="22"/>
+          <w:szCs w:val="22"/>
+        </w:rPr>
+        <w:t xml:space="preserve">위치: </w:t>
+      </w:r>
+      <w:r>
+        <w:rPr>
+          <w:rFonts w:ascii="Consolas" w:cs="Consolas" w:eastAsia="Consolas" w:hAnsi="Consolas"/>
+          <w:sz w:val="20"/>
+          <w:szCs w:val="20"/>
+          <w:shd w:fill="F2F2F2" w:color="auto" w:val="clear"/>
+        </w:rPr>
+        <w:t xml:space="preserve">급여 → 글로벌 급여</w:t>
+      </w:r>
+      <w:r>
+        <w:rPr>
+          <w:rFonts w:ascii="Malgun Gothic" w:cs="Malgun Gothic" w:eastAsia="Malgun Gothic" w:hAnsi="Malgun Gothic"/>
+          <w:sz w:val="22"/>
+          <w:szCs w:val="22"/>
+        </w:rPr>
+        <w:t xml:space="preserve"> (</w:t>
+      </w:r>
+      <w:r>
+        <w:rPr>
+          <w:rFonts w:ascii="Consolas" w:cs="Consolas" w:eastAsia="Consolas" w:hAnsi="Consolas"/>
+          <w:sz w:val="20"/>
+          <w:szCs w:val="20"/>
+          <w:shd w:fill="F2F2F2" w:color="auto" w:val="clear"/>
+        </w:rPr>
+        <w:t xml:space="preserve">/payroll/global</w:t>
+      </w:r>
+      <w:r>
+        <w:rPr>
+          <w:rFonts w:ascii="Malgun Gothic" w:cs="Malgun Gothic" w:eastAsia="Malgun Gothic" w:hAnsi="Malgun Gothic"/>
+          <w:sz w:val="22"/>
+          <w:szCs w:val="22"/>
+        </w:rPr>
+        <w:t xml:space="preserve"> — 해외 법인 결과 업로드)</w:t>
+      </w:r>
+    </w:p>
+    <w:p>
+      <w:pPr>
+        <w:pStyle w:val="ListParagraph"/>
+        <w:numPr>
+          <w:ilvl w:val="0"/>
+          <w:numId w:val="2"/>
+        </w:numPr>
+      </w:pPr>
+      <w:r>
+        <w:rPr>
+          <w:rFonts w:ascii="Malgun Gothic" w:cs="Malgun Gothic" w:eastAsia="Malgun Gothic" w:hAnsi="Malgun Gothic"/>
+          <w:sz w:val="22"/>
+          <w:szCs w:val="22"/>
+        </w:rPr>
+        <w:t xml:space="preserve">회사 선택 → 업로드 매핑 선택 → 엑셀 업로드</w:t>
+      </w:r>
+    </w:p>
+    <w:p>
+      <w:pPr>
+        <w:pStyle w:val="ListParagraph"/>
+        <w:numPr>
+          <w:ilvl w:val="0"/>
+          <w:numId w:val="2"/>
+        </w:numPr>
+      </w:pPr>
+      <w:r>
+        <w:rPr>
+          <w:rFonts w:ascii="Malgun Gothic" w:cs="Malgun Gothic" w:eastAsia="Malgun Gothic" w:hAnsi="Malgun Gothic"/>
+          <w:sz w:val="22"/>
+          <w:szCs w:val="22"/>
+        </w:rPr>
+        <w:t xml:space="preserve">컬럼 매핑 결과 미리보기</w:t>
+      </w:r>
+    </w:p>
+    <w:p>
+      <w:pPr>
+        <w:pStyle w:val="ListParagraph"/>
+        <w:numPr>
+          <w:ilvl w:val="0"/>
+          <w:numId w:val="2"/>
+        </w:numPr>
+      </w:pPr>
+      <w:r>
+        <w:rPr>
+          <w:rFonts w:ascii="Malgun Gothic" w:cs="Malgun Gothic" w:eastAsia="Malgun Gothic" w:hAnsi="Malgun Gothic"/>
+          <w:sz w:val="22"/>
+          <w:szCs w:val="22"/>
+        </w:rPr>
+        <w:t xml:space="preserve">업로드 이력 조회</w:t>
+      </w:r>
+    </w:p>
+    <w:p>
+      <w:pPr>
+        <w:pStyle w:val="Heading3"/>
+        <w:spacing w:after="100" w:before="180"/>
+      </w:pPr>
+      <w:r>
+        <w:rPr>
+          <w:rFonts w:ascii="Malgun Gothic" w:cs="Malgun Gothic" w:eastAsia="Malgun Gothic" w:hAnsi="Malgun Gothic"/>
+          <w:b/>
+          <w:bCs/>
+          <w:sz w:val="22"/>
+          <w:szCs w:val="22"/>
+        </w:rPr>
+        <w:t xml:space="preserve">6.8 연말정산</w:t>
+      </w:r>
+    </w:p>
+    <w:p>
+      <w:pPr>
+        <w:spacing w:after="100"/>
+      </w:pPr>
+      <w:r>
+        <w:rPr>
+          <w:rFonts w:ascii="Malgun Gothic" w:cs="Malgun Gothic" w:eastAsia="Malgun Gothic" w:hAnsi="Malgun Gothic"/>
+          <w:sz w:val="22"/>
+          <w:szCs w:val="22"/>
+        </w:rPr>
+        <w:t xml:space="preserve">위치: </w:t>
+      </w:r>
+      <w:r>
+        <w:rPr>
+          <w:rFonts w:ascii="Consolas" w:cs="Consolas" w:eastAsia="Consolas" w:hAnsi="Consolas"/>
+          <w:sz w:val="20"/>
+          <w:szCs w:val="20"/>
+          <w:shd w:fill="F2F2F2" w:color="auto" w:val="clear"/>
+        </w:rPr>
+        <w:t xml:space="preserve">급여 → 연말정산</w:t>
+      </w:r>
+      <w:r>
+        <w:rPr>
+          <w:rFonts w:ascii="Malgun Gothic" w:cs="Malgun Gothic" w:eastAsia="Malgun Gothic" w:hAnsi="Malgun Gothic"/>
+          <w:sz w:val="22"/>
+          <w:szCs w:val="22"/>
+        </w:rPr>
+        <w:t xml:space="preserve"> (</w:t>
+      </w:r>
+      <w:r>
+        <w:rPr>
+          <w:rFonts w:ascii="Consolas" w:cs="Consolas" w:eastAsia="Consolas" w:hAnsi="Consolas"/>
+          <w:sz w:val="20"/>
+          <w:szCs w:val="20"/>
+          <w:shd w:fill="F2F2F2" w:color="auto" w:val="clear"/>
+        </w:rPr>
+        <w:t xml:space="preserve">/payroll/year-end</w:t>
+      </w:r>
+      <w:r>
+        <w:rPr>
+          <w:rFonts w:ascii="Malgun Gothic" w:cs="Malgun Gothic" w:eastAsia="Malgun Gothic" w:hAnsi="Malgun Gothic"/>
+          <w:sz w:val="22"/>
+          <w:szCs w:val="22"/>
+        </w:rPr>
+        <w:t xml:space="preserve">)</w:t>
+      </w:r>
+    </w:p>
+    <w:p>
+      <w:pPr>
+        <w:pStyle w:val="ListParagraph"/>
+        <w:numPr>
+          <w:ilvl w:val="0"/>
+          <w:numId w:val="2"/>
+        </w:numPr>
+      </w:pPr>
+      <w:r>
+        <w:rPr>
+          <w:rFonts w:ascii="Malgun Gothic" w:cs="Malgun Gothic" w:eastAsia="Malgun Gothic" w:hAnsi="Malgun Gothic"/>
+          <w:sz w:val="22"/>
+          <w:szCs w:val="22"/>
+        </w:rPr>
+        <w:t xml:space="preserve">직원별 연말정산 계산 (11단계 자동)</w:t>
+      </w:r>
+    </w:p>
+    <w:p>
+      <w:pPr>
+        <w:pStyle w:val="ListParagraph"/>
+        <w:numPr>
+          <w:ilvl w:val="0"/>
+          <w:numId w:val="2"/>
+        </w:numPr>
+      </w:pPr>
+      <w:r>
+        <w:rPr>
+          <w:rFonts w:ascii="Malgun Gothic" w:cs="Malgun Gothic" w:eastAsia="Malgun Gothic" w:hAnsi="Malgun Gothic"/>
+          <w:sz w:val="22"/>
+          <w:szCs w:val="22"/>
+        </w:rPr>
+        <w:t xml:space="preserve">결과 검토 → 결정세액 확정</w:t>
+      </w:r>
+    </w:p>
+    <w:p>
+      <w:pPr>
+        <w:pStyle w:val="ListParagraph"/>
+        <w:numPr>
+          <w:ilvl w:val="0"/>
+          <w:numId w:val="2"/>
+        </w:numPr>
+      </w:pPr>
+      <w:r>
+        <w:rPr>
+          <w:rFonts w:ascii="Malgun Gothic" w:cs="Malgun Gothic" w:eastAsia="Malgun Gothic" w:hAnsi="Malgun Gothic"/>
+          <w:sz w:val="22"/>
+          <w:szCs w:val="22"/>
+        </w:rPr>
+        <w:t xml:space="preserve">영수증 PDF 일괄 발행</w:t>
+      </w:r>
+    </w:p>
+    <w:p>
+      <w:pPr>
+        <w:pStyle w:val="Heading3"/>
+        <w:spacing w:after="100" w:before="180"/>
+      </w:pPr>
+      <w:r>
+        <w:rPr>
+          <w:rFonts w:ascii="Malgun Gothic" w:cs="Malgun Gothic" w:eastAsia="Malgun Gothic" w:hAnsi="Malgun Gothic"/>
+          <w:b/>
+          <w:bCs/>
+          <w:sz w:val="22"/>
+          <w:szCs w:val="22"/>
+        </w:rPr>
+        <w:t xml:space="preserve">6.9 퇴직금 정산</w:t>
+      </w:r>
+    </w:p>
+    <w:p>
+      <w:pPr>
+        <w:spacing w:after="100"/>
+      </w:pPr>
+      <w:r>
+        <w:rPr>
+          <w:rFonts w:ascii="Malgun Gothic" w:cs="Malgun Gothic" w:eastAsia="Malgun Gothic" w:hAnsi="Malgun Gothic"/>
+          <w:sz w:val="22"/>
+          <w:szCs w:val="22"/>
+        </w:rPr>
+        <w:t xml:space="preserve">위치: 별도 메뉴 없음 — 퇴사자 발령 시 자동 정산, 결과는 급여 회차에서 확인</w:t>
       </w:r>
     </w:p>
     <w:p>
@@ -15745,15 +15894,15 @@
           <w:szCs w:val="20"/>
           <w:shd w:fill="F2F2F2" w:color="auto" w:val="clear"/>
         </w:rPr>
-        <w:t xml:space="preserve">급여 → 내 급여</w:t>
-      </w:r>
-      <w:r>
-        <w:rPr>
-          <w:rFonts w:ascii="Malgun Gothic" w:cs="Malgun Gothic" w:eastAsia="Malgun Gothic" w:hAnsi="Malgun Gothic"/>
-          <w:sz w:val="22"/>
-          <w:szCs w:val="22"/>
-        </w:rPr>
-        <w:t xml:space="preserve"> 또는 </w:t>
+        <w:t xml:space="preserve">나의 공간 → 급여명세서</w:t>
+      </w:r>
+      <w:r>
+        <w:rPr>
+          <w:rFonts w:ascii="Malgun Gothic" w:cs="Malgun Gothic" w:eastAsia="Malgun Gothic" w:hAnsi="Malgun Gothic"/>
+          <w:sz w:val="22"/>
+          <w:szCs w:val="22"/>
+        </w:rPr>
+        <w:t xml:space="preserve">(</w:t>
       </w:r>
       <w:r>
         <w:rPr>
@@ -15762,15 +15911,15 @@
           <w:szCs w:val="20"/>
           <w:shd w:fill="F2F2F2" w:color="auto" w:val="clear"/>
         </w:rPr>
-        <w:t xml:space="preserve">프로필 → 급여</w:t>
-      </w:r>
-      <w:r>
-        <w:rPr>
-          <w:rFonts w:ascii="Malgun Gothic" w:cs="Malgun Gothic" w:eastAsia="Malgun Gothic" w:hAnsi="Malgun Gothic"/>
-          <w:sz w:val="22"/>
-          <w:szCs w:val="22"/>
-        </w:rPr>
-        <w:t xml:space="preserve">에서 월별 명세서를 조회·PDF 다운로드할 수 있습니다. 이메일로도 발송됩니다.</w:t>
+        <w:t xml:space="preserve">/payroll/me</w:t>
+      </w:r>
+      <w:r>
+        <w:rPr>
+          <w:rFonts w:ascii="Malgun Gothic" w:cs="Malgun Gothic" w:eastAsia="Malgun Gothic" w:hAnsi="Malgun Gothic"/>
+          <w:sz w:val="22"/>
+          <w:szCs w:val="22"/>
+        </w:rPr>
+        <w:t xml:space="preserve">)에서 월별 명세서를 조회·PDF 다운로드할 수 있습니다. 이메일로도 발송됩니다.</w:t>
       </w:r>
     </w:p>
     <w:p>
